--- a/Первичный_анализ_СергееваКГ.docx
+++ b/Первичный_анализ_СергееваКГ.docx
@@ -2,149 +2,6 @@
 <file path=word/document.xml><?xml version="1.0" encoding="utf-8"?>
 <w:document xmlns:wpc="http://schemas.microsoft.com/office/word/2010/wordprocessingCanvas" xmlns:cx="http://schemas.microsoft.com/office/drawing/2014/chartex" xmlns:cx1="http://schemas.microsoft.com/office/drawing/2015/9/8/chartex" xmlns:cx2="http://schemas.microsoft.com/office/drawing/2015/10/21/chartex" xmlns:cx3="http://schemas.microsoft.com/office/drawing/2016/5/9/chartex" xmlns:cx4="http://schemas.microsoft.com/office/drawing/2016/5/10/chartex" xmlns:cx5="http://schemas.microsoft.com/office/drawing/2016/5/11/chartex" xmlns:cx6="http://schemas.microsoft.com/office/drawing/2016/5/12/chartex" xmlns:cx7="http://schemas.microsoft.com/office/drawing/2016/5/13/chartex" xmlns:cx8="http://schemas.microsoft.com/office/drawing/2016/5/14/chartex" xmlns:mc="http://schemas.openxmlformats.org/markup-compatibility/2006" xmlns:aink="http://schemas.microsoft.com/office/drawing/2016/ink" xmlns:am3d="http://schemas.microsoft.com/office/drawing/2017/model3d" xmlns:o="urn:schemas-microsoft-com:office:office" xmlns:r="http://schemas.openxmlformats.org/officeDocument/2006/relationships" xmlns:m="http://schemas.openxmlformats.org/officeDocument/2006/math" xmlns:v="urn:schemas-microsoft-com:vml" xmlns:wp14="http://schemas.microsoft.com/office/word/2010/wordprocessingDrawing" xmlns:wp="http://schemas.openxmlformats.org/drawingml/2006/wordprocessingDrawing" xmlns:w10="urn:schemas-microsoft-com:office:word" xmlns:w="http://schemas.openxmlformats.org/wordprocessingml/2006/main" xmlns:w14="http://schemas.microsoft.com/office/word/2010/wordml" xmlns:w15="http://schemas.microsoft.com/office/word/2012/wordml" xmlns:w16cex="http://schemas.microsoft.com/office/word/2018/wordml/cex" xmlns:w16cid="http://schemas.microsoft.com/office/word/2016/wordml/cid" xmlns:w16="http://schemas.microsoft.com/office/word/2018/wordml" xmlns:w16sdtdh="http://schemas.microsoft.com/office/word/2020/wordml/sdtdatahash" xmlns:w16se="http://schemas.microsoft.com/office/word/2015/wordml/symex" xmlns:wpg="http://schemas.microsoft.com/office/word/2010/wordprocessingGroup" xmlns:wpi="http://schemas.microsoft.com/office/word/2010/wordprocessingInk" xmlns:wne="http://schemas.microsoft.com/office/word/2006/wordml" xmlns:wps="http://schemas.microsoft.com/office/word/2010/wordprocessingShape" mc:Ignorable="w14 w15 w16se w16cid w16 w16cex w16sdtdh wp14">
   <w:body>
-    <w:p>
-      <w:pPr>
-        <w:jc w:val="center"/>
-      </w:pPr>
-      <w:r>
-        <w:t>Министерство науки и высшего образования Российской Федерации</w:t>
-      </w:r>
-    </w:p>
-    <w:p>
-      <w:pPr>
-        <w:jc w:val="center"/>
-      </w:pPr>
-      <w:r>
-        <w:t>Федеральное государственное бюджетное образовательное учреждение</w:t>
-      </w:r>
-    </w:p>
-    <w:p>
-      <w:pPr>
-        <w:jc w:val="center"/>
-      </w:pPr>
-      <w:r>
-        <w:t>высшего образования</w:t>
-      </w:r>
-    </w:p>
-    <w:p>
-      <w:pPr>
-        <w:spacing w:after="600"/>
-        <w:jc w:val="center"/>
-      </w:pPr>
-      <w:r>
-        <w:t>«Вятский государственный университет»</w:t>
-      </w:r>
-    </w:p>
-    <w:p>
-      <w:pPr>
-        <w:spacing w:after="1800"/>
-        <w:jc w:val="center"/>
-      </w:pPr>
-      <w:r>
-        <w:t>Колледж ВятГУ</w:t>
-      </w:r>
-    </w:p>
-    <w:p>
-      <w:pPr>
-        <w:spacing w:after="1600"/>
-        <w:jc w:val="center"/>
-        <w:rPr>
-          <w:b/>
-          <w:bCs/>
-        </w:rPr>
-      </w:pPr>
-      <w:r>
-        <w:rPr>
-          <w:b/>
-          <w:bCs/>
-        </w:rPr>
-        <w:t>Первичный анализ продукта</w:t>
-      </w:r>
-    </w:p>
-    <w:p>
-      <w:pPr>
-        <w:spacing w:after="1600"/>
-        <w:jc w:val="center"/>
-      </w:pPr>
-    </w:p>
-    <w:p>
-      <w:pPr>
-        <w:ind w:left="5387"/>
-      </w:pPr>
-      <w:r>
-        <w:t xml:space="preserve">Выполнил: студент учебной группы </w:t>
-      </w:r>
-    </w:p>
-    <w:p>
-      <w:pPr>
-        <w:ind w:left="5387"/>
-      </w:pPr>
-      <w:r>
-        <w:t>ИСПк-404-52-00</w:t>
-      </w:r>
-    </w:p>
-    <w:p>
-      <w:pPr>
-        <w:spacing w:after="600"/>
-        <w:ind w:left="5387"/>
-      </w:pPr>
-      <w:r>
-        <w:t>Сергеева</w:t>
-      </w:r>
-      <w:r>
-        <w:t xml:space="preserve"> </w:t>
-      </w:r>
-      <w:r>
-        <w:t>К</w:t>
-      </w:r>
-      <w:r>
-        <w:t xml:space="preserve">. </w:t>
-      </w:r>
-      <w:r>
-        <w:t>Г</w:t>
-      </w:r>
-      <w:r>
-        <w:t>.</w:t>
-      </w:r>
-    </w:p>
-    <w:p>
-      <w:pPr>
-        <w:ind w:left="5387"/>
-      </w:pPr>
-      <w:r>
-        <w:t xml:space="preserve">Преподаватель: </w:t>
-      </w:r>
-    </w:p>
-    <w:p>
-      <w:pPr>
-        <w:spacing w:after="2400"/>
-        <w:ind w:left="5387"/>
-      </w:pPr>
-      <w:proofErr w:type="spellStart"/>
-      <w:r>
-        <w:t>Долженкова</w:t>
-      </w:r>
-      <w:proofErr w:type="spellEnd"/>
-      <w:r>
-        <w:t xml:space="preserve"> М. Л.</w:t>
-      </w:r>
-    </w:p>
-    <w:p>
-      <w:pPr>
-        <w:jc w:val="center"/>
-      </w:pPr>
-      <w:r>
-        <w:t>Киров</w:t>
-      </w:r>
-    </w:p>
-    <w:p>
-      <w:pPr>
-        <w:jc w:val="center"/>
-      </w:pPr>
-      <w:r>
-        <w:t>2026</w:t>
-      </w:r>
-    </w:p>
     <w:p>
       <w:pPr>
         <w:pStyle w:val="1"/>
@@ -163,7 +20,6 @@
           <w:sz w:val="24"/>
           <w:szCs w:val="24"/>
         </w:rPr>
-        <w:lastRenderedPageBreak/>
         <w:t>1. Бизнес-проблема</w:t>
       </w:r>
     </w:p>
@@ -634,21 +490,7 @@
           <w:b/>
           <w:bCs/>
         </w:rPr>
-        <w:t>3.</w:t>
-      </w:r>
-      <w:r>
-        <w:rPr>
-          <w:b/>
-          <w:bCs/>
-        </w:rPr>
-        <w:t>3</w:t>
-      </w:r>
-      <w:r>
-        <w:rPr>
-          <w:b/>
-          <w:bCs/>
-        </w:rPr>
-        <w:t>. Арендодатель</w:t>
+        <w:t>3.3. Администратор системы</w:t>
       </w:r>
     </w:p>
     <w:p>
@@ -658,7 +500,7 @@
         <w:jc w:val="both"/>
       </w:pPr>
       <w:r>
-        <w:t>Не является пользователем системы, но косвенно ощущает эффект от более совместимых жильцов.</w:t>
+        <w:t>Обеспечивает техническую работоспособность сервиса: доступность, конфигурацию инфраструктуры, управление учётными записями модераторов и сотрудников поддержки, мониторинг нагрузки и инцидентов.</w:t>
       </w:r>
     </w:p>
     <w:p>
@@ -668,7 +510,7 @@
         <w:jc w:val="both"/>
       </w:pPr>
       <w:r>
-        <w:t>Требования и ожидания стороны:</w:t>
+        <w:t>Пользовательские истории:</w:t>
       </w:r>
     </w:p>
     <w:p>
@@ -683,7 +525,7 @@
         <w:jc w:val="both"/>
       </w:pPr>
       <w:r>
-        <w:t>жильцы, заселяющиеся вместе, заранее знакомы и совместимы по бытовым привычкам, что снижает риск конфликтов в квартире;</w:t>
+        <w:t>получать оповещение об аварийном сбое или недоступности сервиса, чтобы оперативно устранить неполадку;</w:t>
       </w:r>
     </w:p>
     <w:p>
@@ -698,7 +540,7 @@
         <w:jc w:val="both"/>
       </w:pPr>
       <w:r>
-        <w:t>сервис не публикует от имени арендодателя объявления о сдаче жилья, чтобы не путать функции сервиса с досками объявлений;</w:t>
+        <w:t>управлять правами доступа модераторов и сотрудников поддержки, чтобы ограничить действия каждой роли только необходимыми функциями;</w:t>
       </w:r>
     </w:p>
     <w:p>
@@ -713,7 +555,262 @@
         <w:jc w:val="both"/>
       </w:pPr>
       <w:r>
-        <w:t>сервис не собирает и не хранит данные о сдаваемой собственности, чтобы не создавать арендодателю дополнительных обязательств по защите данных.</w:t>
+        <w:t xml:space="preserve">просматривать технические </w:t>
+      </w:r>
+      <w:proofErr w:type="spellStart"/>
+      <w:r>
+        <w:t>логи</w:t>
+      </w:r>
+      <w:proofErr w:type="spellEnd"/>
+      <w:r>
+        <w:t xml:space="preserve"> и метрики нагрузки, чтобы своевременно масштабировать инфраструктуру;</w:t>
+      </w:r>
+    </w:p>
+    <w:p>
+      <w:pPr>
+        <w:pStyle w:val="a4"/>
+        <w:numPr>
+          <w:ilvl w:val="0"/>
+          <w:numId w:val="2"/>
+        </w:numPr>
+        <w:spacing w:after="60"/>
+        <w:ind w:left="0" w:firstLine="851"/>
+        <w:jc w:val="both"/>
+      </w:pPr>
+      <w:r>
+        <w:t>настраивать справочник городов и районов, чтобы поддерживать актуальность справочных данных;</w:t>
+      </w:r>
+    </w:p>
+    <w:p>
+      <w:pPr>
+        <w:pStyle w:val="a4"/>
+        <w:numPr>
+          <w:ilvl w:val="0"/>
+          <w:numId w:val="2"/>
+        </w:numPr>
+        <w:spacing w:after="60"/>
+        <w:ind w:left="0" w:firstLine="851"/>
+        <w:jc w:val="both"/>
+      </w:pPr>
+      <w:r>
+        <w:t>восстанавливать данные из резервной копии в случае сбоя, чтобы минимизировать потерю данных пользователей.</w:t>
+      </w:r>
+    </w:p>
+    <w:p>
+      <w:pPr>
+        <w:spacing w:before="200" w:after="100"/>
+        <w:ind w:firstLine="851"/>
+      </w:pPr>
+      <w:r>
+        <w:rPr>
+          <w:b/>
+          <w:bCs/>
+        </w:rPr>
+        <w:t>3.4. Модератор платформы</w:t>
+      </w:r>
+    </w:p>
+    <w:p>
+      <w:pPr>
+        <w:spacing w:after="120"/>
+        <w:ind w:firstLine="851"/>
+        <w:jc w:val="both"/>
+      </w:pPr>
+      <w:r>
+        <w:t>Обрабатывает жалобы на профили пользователей, проверяет достоверность контента и принимает решения о блокировке нарушителей.</w:t>
+      </w:r>
+    </w:p>
+    <w:p>
+      <w:pPr>
+        <w:spacing w:after="120"/>
+        <w:ind w:firstLine="851"/>
+        <w:jc w:val="both"/>
+      </w:pPr>
+      <w:r>
+        <w:t>Пользовательские истории:</w:t>
+      </w:r>
+    </w:p>
+    <w:p>
+      <w:pPr>
+        <w:pStyle w:val="a4"/>
+        <w:numPr>
+          <w:ilvl w:val="0"/>
+          <w:numId w:val="2"/>
+        </w:numPr>
+        <w:spacing w:after="60"/>
+        <w:ind w:left="0" w:firstLine="851"/>
+        <w:jc w:val="both"/>
+      </w:pPr>
+      <w:r>
+        <w:t>видеть список поступивших жалоб на профили, чтобы обрабатывать их по порядку приоритета;</w:t>
+      </w:r>
+    </w:p>
+    <w:p>
+      <w:pPr>
+        <w:pStyle w:val="a4"/>
+        <w:numPr>
+          <w:ilvl w:val="0"/>
+          <w:numId w:val="2"/>
+        </w:numPr>
+        <w:spacing w:after="60"/>
+        <w:ind w:left="0" w:firstLine="851"/>
+        <w:jc w:val="both"/>
+      </w:pPr>
+      <w:r>
+        <w:t>просматривать содержимое жалобы вместе с профилем нарушителя, чтобы принять обоснованное решение;</w:t>
+      </w:r>
+    </w:p>
+    <w:p>
+      <w:pPr>
+        <w:pStyle w:val="a4"/>
+        <w:numPr>
+          <w:ilvl w:val="0"/>
+          <w:numId w:val="2"/>
+        </w:numPr>
+        <w:spacing w:after="60"/>
+        <w:ind w:left="0" w:firstLine="851"/>
+        <w:jc w:val="both"/>
+      </w:pPr>
+      <w:r>
+        <w:t>временно скрыть профиль из поиска на период проверки, чтобы предотвратить дальнейший вред другим пользователям;</w:t>
+      </w:r>
+    </w:p>
+    <w:p>
+      <w:pPr>
+        <w:pStyle w:val="a4"/>
+        <w:numPr>
+          <w:ilvl w:val="0"/>
+          <w:numId w:val="2"/>
+        </w:numPr>
+        <w:spacing w:after="60"/>
+        <w:ind w:left="0" w:firstLine="851"/>
+        <w:jc w:val="both"/>
+      </w:pPr>
+      <w:r>
+        <w:t>окончательно заблокировать профиль нарушителя, чтобы он не мог продолжать пользоваться сервисом;</w:t>
+      </w:r>
+    </w:p>
+    <w:p>
+      <w:pPr>
+        <w:pStyle w:val="a4"/>
+        <w:numPr>
+          <w:ilvl w:val="0"/>
+          <w:numId w:val="2"/>
+        </w:numPr>
+        <w:spacing w:after="60"/>
+        <w:ind w:left="0" w:firstLine="851"/>
+        <w:jc w:val="both"/>
+      </w:pPr>
+      <w:r>
+        <w:t>видеть историю ранее поданных на пользователя жалоб, чтобы отличать единичный инцидент от систематического нарушения.</w:t>
+      </w:r>
+    </w:p>
+    <w:p>
+      <w:pPr>
+        <w:spacing w:before="200" w:after="100"/>
+        <w:ind w:firstLine="851"/>
+      </w:pPr>
+      <w:r>
+        <w:rPr>
+          <w:b/>
+          <w:bCs/>
+        </w:rPr>
+        <w:lastRenderedPageBreak/>
+        <w:t>3.5. Служба поддержки</w:t>
+      </w:r>
+    </w:p>
+    <w:p>
+      <w:pPr>
+        <w:spacing w:after="120"/>
+        <w:ind w:firstLine="851"/>
+        <w:jc w:val="both"/>
+      </w:pPr>
+      <w:r>
+        <w:t>Помогает пользователям решать вопросы, не связанные с нарушением правил: работу сервиса, доступ к учётной записи, технические затруднения.</w:t>
+      </w:r>
+    </w:p>
+    <w:p>
+      <w:pPr>
+        <w:spacing w:after="120"/>
+        <w:ind w:firstLine="851"/>
+        <w:jc w:val="both"/>
+      </w:pPr>
+      <w:r>
+        <w:t>Пользовательские истории:</w:t>
+      </w:r>
+    </w:p>
+    <w:p>
+      <w:pPr>
+        <w:pStyle w:val="a4"/>
+        <w:numPr>
+          <w:ilvl w:val="0"/>
+          <w:numId w:val="2"/>
+        </w:numPr>
+        <w:spacing w:after="60"/>
+        <w:ind w:left="0" w:firstLine="851"/>
+        <w:jc w:val="both"/>
+      </w:pPr>
+      <w:r>
+        <w:t>видеть обращения пользователей в едином списке, чтобы обрабатывать их по очереди поступления;</w:t>
+      </w:r>
+    </w:p>
+    <w:p>
+      <w:pPr>
+        <w:pStyle w:val="a4"/>
+        <w:numPr>
+          <w:ilvl w:val="0"/>
+          <w:numId w:val="2"/>
+        </w:numPr>
+        <w:spacing w:after="60"/>
+        <w:ind w:left="0" w:firstLine="851"/>
+        <w:jc w:val="both"/>
+      </w:pPr>
+      <w:r>
+        <w:t>просматривать историю действий пользователя без доступа к контактным данным других пользователей, чтобы разобраться в сути обращения;</w:t>
+      </w:r>
+    </w:p>
+    <w:p>
+      <w:pPr>
+        <w:pStyle w:val="a4"/>
+        <w:numPr>
+          <w:ilvl w:val="0"/>
+          <w:numId w:val="2"/>
+        </w:numPr>
+        <w:spacing w:after="60"/>
+        <w:ind w:left="0" w:firstLine="851"/>
+        <w:jc w:val="both"/>
+      </w:pPr>
+      <w:r>
+        <w:t>восстанавливать пользователю доступ к профилю при утере способа входа, чтобы не заставлять его создавать новый профиль;</w:t>
+      </w:r>
+    </w:p>
+    <w:p>
+      <w:pPr>
+        <w:pStyle w:val="a4"/>
+        <w:numPr>
+          <w:ilvl w:val="0"/>
+          <w:numId w:val="2"/>
+        </w:numPr>
+        <w:spacing w:after="60"/>
+        <w:ind w:left="0" w:firstLine="851"/>
+        <w:jc w:val="both"/>
+      </w:pPr>
+      <w:r>
+        <w:t>передавать обращение модератору или администратору системы, если проблема выходит за рамки типового вопроса;</w:t>
+      </w:r>
+    </w:p>
+    <w:p>
+      <w:pPr>
+        <w:pStyle w:val="a4"/>
+        <w:numPr>
+          <w:ilvl w:val="0"/>
+          <w:numId w:val="2"/>
+        </w:numPr>
+        <w:spacing w:after="60"/>
+        <w:ind w:left="0" w:firstLine="851"/>
+        <w:jc w:val="both"/>
+      </w:pPr>
+      <w:r>
+        <w:t>отмечать обращение как решённое, чтобы отслеживать нагрузку и скорость обработки обращений.</w:t>
       </w:r>
     </w:p>
     <w:p>
@@ -733,7 +830,99 @@
           <w:b/>
           <w:bCs/>
         </w:rPr>
-        <w:t>4</w:t>
+        <w:t>6</w:t>
+      </w:r>
+      <w:r>
+        <w:rPr>
+          <w:b/>
+          <w:bCs/>
+        </w:rPr>
+        <w:t>. Арендодатель</w:t>
+      </w:r>
+    </w:p>
+    <w:p>
+      <w:pPr>
+        <w:spacing w:after="120"/>
+        <w:ind w:firstLine="851"/>
+        <w:jc w:val="both"/>
+      </w:pPr>
+      <w:r>
+        <w:t>Не является пользователем системы, но косвенно ощущает эффект от более совместимых жильцов.</w:t>
+      </w:r>
+    </w:p>
+    <w:p>
+      <w:pPr>
+        <w:spacing w:after="120"/>
+        <w:ind w:firstLine="851"/>
+        <w:jc w:val="both"/>
+      </w:pPr>
+      <w:r>
+        <w:t>Требования и ожидания стороны:</w:t>
+      </w:r>
+    </w:p>
+    <w:p>
+      <w:pPr>
+        <w:pStyle w:val="a4"/>
+        <w:numPr>
+          <w:ilvl w:val="0"/>
+          <w:numId w:val="2"/>
+        </w:numPr>
+        <w:spacing w:after="60"/>
+        <w:ind w:left="0" w:firstLine="851"/>
+        <w:jc w:val="both"/>
+      </w:pPr>
+      <w:r>
+        <w:t>жильцы, заселяющиеся вместе, заранее знакомы и совместимы по бытовым привычкам, что снижает риск конфликтов в квартире;</w:t>
+      </w:r>
+    </w:p>
+    <w:p>
+      <w:pPr>
+        <w:pStyle w:val="a4"/>
+        <w:numPr>
+          <w:ilvl w:val="0"/>
+          <w:numId w:val="2"/>
+        </w:numPr>
+        <w:spacing w:after="60"/>
+        <w:ind w:left="0" w:firstLine="851"/>
+        <w:jc w:val="both"/>
+      </w:pPr>
+      <w:r>
+        <w:t>сервис не публикует от имени арендодателя объявления о сдаче жилья, чтобы не путать функции сервиса с досками объявлений;</w:t>
+      </w:r>
+    </w:p>
+    <w:p>
+      <w:pPr>
+        <w:pStyle w:val="a4"/>
+        <w:numPr>
+          <w:ilvl w:val="0"/>
+          <w:numId w:val="2"/>
+        </w:numPr>
+        <w:spacing w:after="60"/>
+        <w:ind w:left="0" w:firstLine="851"/>
+        <w:jc w:val="both"/>
+      </w:pPr>
+      <w:r>
+        <w:t>сервис не собирает и не хранит данные о сдаваемой собственности, чтобы не создавать арендодателю дополнительных обязательств по защите данных.</w:t>
+      </w:r>
+    </w:p>
+    <w:p>
+      <w:pPr>
+        <w:spacing w:before="200" w:after="100"/>
+        <w:ind w:firstLine="851"/>
+      </w:pPr>
+      <w:r>
+        <w:rPr>
+          <w:b/>
+          <w:bCs/>
+        </w:rPr>
+        <w:t>3.</w:t>
+      </w:r>
+      <w:r>
+        <w:rPr>
+          <w:b/>
+          <w:bCs/>
+        </w:rPr>
+        <w:t>7</w:t>
       </w:r>
       <w:r>
         <w:rPr>

--- a/Первичный_анализ_СергееваКГ.docx
+++ b/Первичный_анализ_СергееваКГ.docx
@@ -500,7 +500,10 @@
         <w:jc w:val="both"/>
       </w:pPr>
       <w:r>
-        <w:t>Обеспечивает техническую работоспособность сервиса: доступность, конфигурацию инфраструктуры, управление учётными записями модераторов и сотрудников поддержки, мониторинг нагрузки и инцидентов.</w:t>
+        <w:t>Обеспечивает техническую работоспособность сервиса: доступность, конфигурацию инфраструктуры, мониторинг нагрузки и инцидентов</w:t>
+      </w:r>
+      <w:r>
+        <w:t>, а также производит модерацию контента.</w:t>
       </w:r>
     </w:p>
     <w:p>
@@ -540,7 +543,7 @@
         <w:jc w:val="both"/>
       </w:pPr>
       <w:r>
-        <w:t>управлять правами доступа модераторов и сотрудников поддержки, чтобы ограничить действия каждой роли только необходимыми функциями;</w:t>
+        <w:t>просматривать технические логи и метрики нагрузки, чтобы своевременно масштабировать инфраструктуру;</w:t>
       </w:r>
     </w:p>
     <w:p>
@@ -555,15 +558,7 @@
         <w:jc w:val="both"/>
       </w:pPr>
       <w:r>
-        <w:t xml:space="preserve">просматривать технические </w:t>
-      </w:r>
-      <w:proofErr w:type="spellStart"/>
-      <w:r>
-        <w:t>логи</w:t>
-      </w:r>
-      <w:proofErr w:type="spellEnd"/>
-      <w:r>
-        <w:t xml:space="preserve"> и метрики нагрузки, чтобы своевременно масштабировать инфраструктуру;</w:t>
+        <w:t>настраивать справочник городов и районов, чтобы поддерживать актуальность справочных данных;</w:t>
       </w:r>
     </w:p>
     <w:p>
@@ -578,7 +573,10 @@
         <w:jc w:val="both"/>
       </w:pPr>
       <w:r>
-        <w:t>настраивать справочник городов и районов, чтобы поддерживать актуальность справочных данных;</w:t>
+        <w:t>восстанавливать данные из резервной копии в случае сбоя, чтобы минимизировать потерю данных пользователей</w:t>
+      </w:r>
+      <w:r>
+        <w:t>;</w:t>
       </w:r>
     </w:p>
     <w:p>
@@ -593,40 +591,7 @@
         <w:jc w:val="both"/>
       </w:pPr>
       <w:r>
-        <w:t>восстанавливать данные из резервной копии в случае сбоя, чтобы минимизировать потерю данных пользователей.</w:t>
-      </w:r>
-    </w:p>
-    <w:p>
-      <w:pPr>
-        <w:spacing w:before="200" w:after="100"/>
-        <w:ind w:firstLine="851"/>
-      </w:pPr>
-      <w:r>
-        <w:rPr>
-          <w:b/>
-          <w:bCs/>
-        </w:rPr>
-        <w:t>3.4. Модератор платформы</w:t>
-      </w:r>
-    </w:p>
-    <w:p>
-      <w:pPr>
-        <w:spacing w:after="120"/>
-        <w:ind w:firstLine="851"/>
-        <w:jc w:val="both"/>
-      </w:pPr>
-      <w:r>
-        <w:t>Обрабатывает жалобы на профили пользователей, проверяет достоверность контента и принимает решения о блокировке нарушителей.</w:t>
-      </w:r>
-    </w:p>
-    <w:p>
-      <w:pPr>
-        <w:spacing w:after="120"/>
-        <w:ind w:firstLine="851"/>
-        <w:jc w:val="both"/>
-      </w:pPr>
-      <w:r>
-        <w:t>Пользовательские истории:</w:t>
+        <w:t>видеть список поступивших жалоб на профили, чтобы обрабатывать их по порядку приоритета;</w:t>
       </w:r>
     </w:p>
     <w:p>
@@ -641,7 +606,7 @@
         <w:jc w:val="both"/>
       </w:pPr>
       <w:r>
-        <w:t>видеть список поступивших жалоб на профили, чтобы обрабатывать их по порядку приоритета;</w:t>
+        <w:t>просматривать содержимое жалобы вместе с профилем нарушителя, чтобы принять обоснованное решение;</w:t>
       </w:r>
     </w:p>
     <w:p>
@@ -656,7 +621,7 @@
         <w:jc w:val="both"/>
       </w:pPr>
       <w:r>
-        <w:t>просматривать содержимое жалобы вместе с профилем нарушителя, чтобы принять обоснованное решение;</w:t>
+        <w:t>временно скрыть профиль из поиска на период проверки, чтобы предотвратить дальнейший вред другим пользователям;</w:t>
       </w:r>
     </w:p>
     <w:p>
@@ -671,7 +636,7 @@
         <w:jc w:val="both"/>
       </w:pPr>
       <w:r>
-        <w:t>временно скрыть профиль из поиска на период проверки, чтобы предотвратить дальнейший вред другим пользователям;</w:t>
+        <w:t>окончательно заблокировать профиль нарушителя, чтобы он не мог продолжать пользоваться сервисом;</w:t>
       </w:r>
     </w:p>
     <w:p>
@@ -686,7 +651,10 @@
         <w:jc w:val="both"/>
       </w:pPr>
       <w:r>
-        <w:t>окончательно заблокировать профиль нарушителя, чтобы он не мог продолжать пользоваться сервисом;</w:t>
+        <w:t>видеть историю ранее поданных на пользователя жалоб, чтобы отличать единичный инцидент от систематического нарушения</w:t>
+      </w:r>
+      <w:r>
+        <w:t>;</w:t>
       </w:r>
     </w:p>
     <w:p>
@@ -701,41 +669,7 @@
         <w:jc w:val="both"/>
       </w:pPr>
       <w:r>
-        <w:t>видеть историю ранее поданных на пользователя жалоб, чтобы отличать единичный инцидент от систематического нарушения.</w:t>
-      </w:r>
-    </w:p>
-    <w:p>
-      <w:pPr>
-        <w:spacing w:before="200" w:after="100"/>
-        <w:ind w:firstLine="851"/>
-      </w:pPr>
-      <w:r>
-        <w:rPr>
-          <w:b/>
-          <w:bCs/>
-        </w:rPr>
-        <w:lastRenderedPageBreak/>
-        <w:t>3.5. Служба поддержки</w:t>
-      </w:r>
-    </w:p>
-    <w:p>
-      <w:pPr>
-        <w:spacing w:after="120"/>
-        <w:ind w:firstLine="851"/>
-        <w:jc w:val="both"/>
-      </w:pPr>
-      <w:r>
-        <w:t>Помогает пользователям решать вопросы, не связанные с нарушением правил: работу сервиса, доступ к учётной записи, технические затруднения.</w:t>
-      </w:r>
-    </w:p>
-    <w:p>
-      <w:pPr>
-        <w:spacing w:after="120"/>
-        <w:ind w:firstLine="851"/>
-        <w:jc w:val="both"/>
-      </w:pPr>
-      <w:r>
-        <w:t>Пользовательские истории:</w:t>
+        <w:t>видеть обращения пользователей в едином списке, чтобы обрабатывать их по очереди поступления;</w:t>
       </w:r>
     </w:p>
     <w:p>
@@ -750,7 +684,7 @@
         <w:jc w:val="both"/>
       </w:pPr>
       <w:r>
-        <w:t>видеть обращения пользователей в едином списке, чтобы обрабатывать их по очереди поступления;</w:t>
+        <w:t>восстанавливать пользователю доступ к профилю при утере способа входа, чтобы не заставлять его создавать новый профиль;</w:t>
       </w:r>
     </w:p>
     <w:p>
@@ -765,7 +699,55 @@
         <w:jc w:val="both"/>
       </w:pPr>
       <w:r>
-        <w:t>просматривать историю действий пользователя без доступа к контактным данным других пользователей, чтобы разобраться в сути обращения;</w:t>
+        <w:t>отмечать обращение как решённое, чтобы отслеживать нагрузку и скорость обработки обращений.</w:t>
+      </w:r>
+    </w:p>
+    <w:p>
+      <w:pPr>
+        <w:spacing w:before="200" w:after="100"/>
+        <w:ind w:firstLine="851"/>
+      </w:pPr>
+      <w:r>
+        <w:rPr>
+          <w:b/>
+          <w:bCs/>
+        </w:rPr>
+        <w:lastRenderedPageBreak/>
+        <w:t>3.</w:t>
+      </w:r>
+      <w:r>
+        <w:rPr>
+          <w:b/>
+          <w:bCs/>
+        </w:rPr>
+        <w:t>4</w:t>
+      </w:r>
+      <w:r>
+        <w:rPr>
+          <w:b/>
+          <w:bCs/>
+        </w:rPr>
+        <w:t>. Арендодатель</w:t>
+      </w:r>
+    </w:p>
+    <w:p>
+      <w:pPr>
+        <w:spacing w:after="120"/>
+        <w:ind w:firstLine="851"/>
+        <w:jc w:val="both"/>
+      </w:pPr>
+      <w:r>
+        <w:t>Не является пользователем системы, но косвенно ощущает эффект от более совместимых жильцов.</w:t>
+      </w:r>
+    </w:p>
+    <w:p>
+      <w:pPr>
+        <w:spacing w:after="120"/>
+        <w:ind w:firstLine="851"/>
+        <w:jc w:val="both"/>
+      </w:pPr>
+      <w:r>
+        <w:t>Требования и ожидания стороны:</w:t>
       </w:r>
     </w:p>
     <w:p>
@@ -780,7 +762,7 @@
         <w:jc w:val="both"/>
       </w:pPr>
       <w:r>
-        <w:t>восстанавливать пользователю доступ к профилю при утере способа входа, чтобы не заставлять его создавать новый профиль;</w:t>
+        <w:t>жильцы, заселяющиеся вместе, заранее знакомы и совместимы по бытовым привычкам, что снижает риск конфликтов в квартире;</w:t>
       </w:r>
     </w:p>
     <w:p>
@@ -795,7 +777,7 @@
         <w:jc w:val="both"/>
       </w:pPr>
       <w:r>
-        <w:t>передавать обращение модератору или администратору системы, если проблема выходит за рамки типового вопроса;</w:t>
+        <w:t>сервис не публикует от имени арендодателя объявления о сдаче жилья, чтобы не путать функции сервиса с досками объявлений;</w:t>
       </w:r>
     </w:p>
     <w:p>
@@ -810,7 +792,7 @@
         <w:jc w:val="both"/>
       </w:pPr>
       <w:r>
-        <w:t>отмечать обращение как решённое, чтобы отслеживать нагрузку и скорость обработки обращений.</w:t>
+        <w:t>сервис не собирает и не хранит данные о сдаваемой собственности, чтобы не создавать арендодателю дополнительных обязательств по защите данных.</w:t>
       </w:r>
     </w:p>
     <w:p>
@@ -830,99 +812,7 @@
           <w:b/>
           <w:bCs/>
         </w:rPr>
-        <w:t>6</w:t>
-      </w:r>
-      <w:r>
-        <w:rPr>
-          <w:b/>
-          <w:bCs/>
-        </w:rPr>
-        <w:t>. Арендодатель</w:t>
-      </w:r>
-    </w:p>
-    <w:p>
-      <w:pPr>
-        <w:spacing w:after="120"/>
-        <w:ind w:firstLine="851"/>
-        <w:jc w:val="both"/>
-      </w:pPr>
-      <w:r>
-        <w:t>Не является пользователем системы, но косвенно ощущает эффект от более совместимых жильцов.</w:t>
-      </w:r>
-    </w:p>
-    <w:p>
-      <w:pPr>
-        <w:spacing w:after="120"/>
-        <w:ind w:firstLine="851"/>
-        <w:jc w:val="both"/>
-      </w:pPr>
-      <w:r>
-        <w:t>Требования и ожидания стороны:</w:t>
-      </w:r>
-    </w:p>
-    <w:p>
-      <w:pPr>
-        <w:pStyle w:val="a4"/>
-        <w:numPr>
-          <w:ilvl w:val="0"/>
-          <w:numId w:val="2"/>
-        </w:numPr>
-        <w:spacing w:after="60"/>
-        <w:ind w:left="0" w:firstLine="851"/>
-        <w:jc w:val="both"/>
-      </w:pPr>
-      <w:r>
-        <w:t>жильцы, заселяющиеся вместе, заранее знакомы и совместимы по бытовым привычкам, что снижает риск конфликтов в квартире;</w:t>
-      </w:r>
-    </w:p>
-    <w:p>
-      <w:pPr>
-        <w:pStyle w:val="a4"/>
-        <w:numPr>
-          <w:ilvl w:val="0"/>
-          <w:numId w:val="2"/>
-        </w:numPr>
-        <w:spacing w:after="60"/>
-        <w:ind w:left="0" w:firstLine="851"/>
-        <w:jc w:val="both"/>
-      </w:pPr>
-      <w:r>
-        <w:t>сервис не публикует от имени арендодателя объявления о сдаче жилья, чтобы не путать функции сервиса с досками объявлений;</w:t>
-      </w:r>
-    </w:p>
-    <w:p>
-      <w:pPr>
-        <w:pStyle w:val="a4"/>
-        <w:numPr>
-          <w:ilvl w:val="0"/>
-          <w:numId w:val="2"/>
-        </w:numPr>
-        <w:spacing w:after="60"/>
-        <w:ind w:left="0" w:firstLine="851"/>
-        <w:jc w:val="both"/>
-      </w:pPr>
-      <w:r>
-        <w:t>сервис не собирает и не хранит данные о сдаваемой собственности, чтобы не создавать арендодателю дополнительных обязательств по защите данных.</w:t>
-      </w:r>
-    </w:p>
-    <w:p>
-      <w:pPr>
-        <w:spacing w:before="200" w:after="100"/>
-        <w:ind w:firstLine="851"/>
-      </w:pPr>
-      <w:r>
-        <w:rPr>
-          <w:b/>
-          <w:bCs/>
-        </w:rPr>
-        <w:t>3.</w:t>
-      </w:r>
-      <w:r>
-        <w:rPr>
-          <w:b/>
-          <w:bCs/>
-        </w:rPr>
-        <w:t>7</w:t>
+        <w:t>5</w:t>
       </w:r>
       <w:r>
         <w:rPr>
@@ -1521,23 +1411,7 @@
                 <w:sz w:val="22"/>
                 <w:szCs w:val="22"/>
               </w:rPr>
-              <w:t xml:space="preserve">Телефон и/или </w:t>
-            </w:r>
-            <w:proofErr w:type="spellStart"/>
-            <w:r>
-              <w:rPr>
-                <w:sz w:val="22"/>
-                <w:szCs w:val="22"/>
-              </w:rPr>
-              <w:t>email</w:t>
-            </w:r>
-            <w:proofErr w:type="spellEnd"/>
-            <w:r>
-              <w:rPr>
-                <w:sz w:val="22"/>
-                <w:szCs w:val="22"/>
-              </w:rPr>
-              <w:t>, пароль или код подтверждения</w:t>
+              <w:t>Телефон и/или email, пароль или код подтверждения</w:t>
             </w:r>
           </w:p>
         </w:tc>
@@ -2287,23 +2161,7 @@
                 <w:sz w:val="22"/>
                 <w:szCs w:val="22"/>
               </w:rPr>
-              <w:t xml:space="preserve">Утечка персональных данных пользователей (телефон, </w:t>
-            </w:r>
-            <w:proofErr w:type="spellStart"/>
-            <w:r>
-              <w:rPr>
-                <w:sz w:val="22"/>
-                <w:szCs w:val="22"/>
-              </w:rPr>
-              <w:t>email</w:t>
-            </w:r>
-            <w:proofErr w:type="spellEnd"/>
-            <w:r>
-              <w:rPr>
-                <w:sz w:val="22"/>
-                <w:szCs w:val="22"/>
-              </w:rPr>
-              <w:t>, город проживания)</w:t>
+              <w:t>Утечка персональных данных пользователей (телефон, email, город проживания)</w:t>
             </w:r>
           </w:p>
         </w:tc>
@@ -2604,15 +2462,7 @@
         <w:jc w:val="both"/>
       </w:pPr>
       <w:r>
-        <w:t xml:space="preserve">Система обрабатывает чувствительные данные: контактные данные (телефон, </w:t>
-      </w:r>
-      <w:proofErr w:type="spellStart"/>
-      <w:r>
-        <w:t>email</w:t>
-      </w:r>
-      <w:proofErr w:type="spellEnd"/>
-      <w:r>
-        <w:t>), дату рождения, фотографию и город проживания пользователя. Эти данные подпадают под действие законодательства о защите персональных данных и требуют явного согласия пользователя на обработку, а также возможности их удаления по запросу.</w:t>
+        <w:t>Система обрабатывает чувствительные данные: контактные данные (телефон, email), дату рождения, фотографию и город проживания пользователя. Эти данные подпадают под действие законодательства о защите персональных данных и требуют явного согласия пользователя на обработку, а также возможности их удаления по запросу.</w:t>
       </w:r>
     </w:p>
     <w:p>
@@ -2879,23 +2729,7 @@
                 <w:sz w:val="22"/>
                 <w:szCs w:val="22"/>
               </w:rPr>
-              <w:t xml:space="preserve">Система должна позволять пользователю зарегистрироваться и создать профиль с указанием как минимум одного способа связи (телефон или </w:t>
-            </w:r>
-            <w:proofErr w:type="spellStart"/>
-            <w:r>
-              <w:rPr>
-                <w:sz w:val="22"/>
-                <w:szCs w:val="22"/>
-              </w:rPr>
-              <w:t>email</w:t>
-            </w:r>
-            <w:proofErr w:type="spellEnd"/>
-            <w:r>
-              <w:rPr>
-                <w:sz w:val="22"/>
-                <w:szCs w:val="22"/>
-              </w:rPr>
-              <w:t>)</w:t>
+              <w:t>Система должна позволять пользователю зарегистрироваться и создать профиль с указанием как минимум одного способа связи (телефон или email)</w:t>
             </w:r>
           </w:p>
         </w:tc>
@@ -3054,23 +2888,7 @@
                 <w:sz w:val="22"/>
                 <w:szCs w:val="22"/>
               </w:rPr>
-              <w:t>Система должна фиксировать лайк, поставленный одним пользователем другому, и формировать «</w:t>
-            </w:r>
-            <w:proofErr w:type="spellStart"/>
-            <w:r>
-              <w:rPr>
-                <w:sz w:val="22"/>
-                <w:szCs w:val="22"/>
-              </w:rPr>
-              <w:t>мэтч</w:t>
-            </w:r>
-            <w:proofErr w:type="spellEnd"/>
-            <w:r>
-              <w:rPr>
-                <w:sz w:val="22"/>
-                <w:szCs w:val="22"/>
-              </w:rPr>
-              <w:t>» при наличии встречного лайка</w:t>
+              <w:t>Система должна фиксировать лайк, поставленный одним пользователем другому, и формировать «мэтч» при наличии встречного лайка</w:t>
             </w:r>
           </w:p>
         </w:tc>
@@ -3094,23 +2912,7 @@
                 <w:sz w:val="22"/>
                 <w:szCs w:val="22"/>
               </w:rPr>
-              <w:t>«</w:t>
-            </w:r>
-            <w:proofErr w:type="spellStart"/>
-            <w:r>
-              <w:rPr>
-                <w:sz w:val="22"/>
-                <w:szCs w:val="22"/>
-              </w:rPr>
-              <w:t>Мэтч</w:t>
-            </w:r>
-            <w:proofErr w:type="spellEnd"/>
-            <w:r>
-              <w:rPr>
-                <w:sz w:val="22"/>
-                <w:szCs w:val="22"/>
-              </w:rPr>
-              <w:t>» формируется автоматически не позднее 1 минуты с момента второго лайка</w:t>
+              <w:t>«Мэтч» формируется автоматически не позднее 1 минуты с момента второго лайка</w:t>
             </w:r>
           </w:p>
         </w:tc>
@@ -3269,23 +3071,7 @@
                 <w:sz w:val="22"/>
                 <w:szCs w:val="22"/>
               </w:rPr>
-              <w:t>Проверяется тест-кейсами раскрытия данных со 100 %-</w:t>
-            </w:r>
-            <w:proofErr w:type="spellStart"/>
-            <w:r>
-              <w:rPr>
-                <w:sz w:val="22"/>
-                <w:szCs w:val="22"/>
-              </w:rPr>
-              <w:t>ным</w:t>
-            </w:r>
-            <w:proofErr w:type="spellEnd"/>
-            <w:r>
-              <w:rPr>
-                <w:sz w:val="22"/>
-                <w:szCs w:val="22"/>
-              </w:rPr>
-              <w:t xml:space="preserve"> прохождением</w:t>
+              <w:t>Проверяется тест-кейсами раскрытия данных со 100 %-ным прохождением</w:t>
             </w:r>
           </w:p>
         </w:tc>
